--- a/products/manuscript/Manuscript.docx
+++ b/products/manuscript/Manuscript.docx
@@ -16,17 +16,6 @@
       </w:pPr>
       <w:r>
         <w:t xml:space="preserve">Elle Adams</w:t>
-      </w:r>
-    </w:p>
-    <w:p>
-      <w:pPr>
-        <w:pStyle w:val="SourceCode"/>
-      </w:pPr>
-      <w:r>
-        <w:rPr>
-          <w:rStyle w:val="VerbatimChar"/>
-        </w:rPr>
-        <w:t xml:space="preserve">Warning: package 'knitr' was built under R version 4.5.2</w:t>
       </w:r>
     </w:p>
     <w:p>
@@ -167,7 +156,52 @@
         <w:pStyle w:val="FirstParagraph"/>
       </w:pPr>
       <w:r>
-        <w:t xml:space="preserve">One of the many arms of the public health infrastructure is detecting and controlling infectious disease outbreaks, particularly foodborne, waterborne, and enteric diseases. Crucial to controlling outbreaks is source and risk variable identification. Common obstacles to this process is fragmentation of information, poor communication, and lack of trace-back data. As part of the effort to solve these issues, the CDC has ceated the BEAM (Bacteria, Enterics, Ameba, and Mycotics) Dashboard, which includes data from the System for Enteric Disease Response, Investigation, and Coordination (SEDRIC), National Antimicrobial Resistance Monitoring System for Enteric Bacteria (NARMS) and National Outbreak Reporting System (NORS). BEAM is a public tool to interact with and visualize data about pathogens, serotypes, antimicrobial resistance, HHS region, and burden of outbreak samples. This study sought to use this publicly available data to determine whether the shared information was sufficient to get a reasonable picture of the current state of these outbreaks, including the antimicrobial resistance and specific pathogen burdens over space and time, and also make reliable predictions about future outbreaks, specifically:</w:t>
+        <w:t xml:space="preserve">One of the many arms of the public health infrastructure is detecting and controlling infectious disease outbreaks, particularly foodborne, waterborne, and enteric diseases. Crucial to controlling outbreaks is source and risk variable identification. Common obstacles to this process is fragmentation of information, poor communication, and lack of trace-back data</w:t>
+      </w:r>
+      <w:r>
+        <w:t xml:space="preserve"> </w:t>
+      </w:r>
+      <w:r>
+        <w:t xml:space="preserve">“System for Enteric Disease Response, Investigation, and Coordination”</w:t>
+      </w:r>
+      <w:r>
+        <w:t xml:space="preserve"> </w:t>
+      </w:r>
+      <w:r>
+        <w:t xml:space="preserve">(n.d.)</w:t>
+      </w:r>
+      <w:r>
+        <w:t xml:space="preserve">,</w:t>
+      </w:r>
+      <w:r>
+        <w:t xml:space="preserve"> </w:t>
+      </w:r>
+      <w:r>
+        <w:t xml:space="preserve">“Acute Enteric Disease Outbreaks”</w:t>
+      </w:r>
+      <w:r>
+        <w:t xml:space="preserve"> </w:t>
+      </w:r>
+      <w:r>
+        <w:t xml:space="preserve">(n.d.)</w:t>
+      </w:r>
+      <w:r>
+        <w:t xml:space="preserve">. As part of the effort to solve these issues, the CDC has ceated the BEAM (Bacteria, Enterics, Ameba, and Mycotics) Dashboard, which includes data from the System for Enteric Disease Response, Investigation, and Coordination (SEDRIC), National Antimicrobial Resistance Monitoring System for Enteric Bacteria (NARMS) and National Outbreak Reporting System (NORS). BEAM is a public tool to interact with and visualize data about pathogens, serotypes, antimicrobial resistance, HHS region, and burden of outbreak samples</w:t>
+      </w:r>
+      <w:r>
+        <w:t xml:space="preserve"> </w:t>
+      </w:r>
+      <w:r>
+        <w:t xml:space="preserve">“BEAM Dashboard - Report Data”</w:t>
+      </w:r>
+      <w:r>
+        <w:t xml:space="preserve"> </w:t>
+      </w:r>
+      <w:r>
+        <w:t xml:space="preserve">(n.d.)</w:t>
+      </w:r>
+      <w:r>
+        <w:t xml:space="preserve">. This study sought to use this publicly available data to determine whether the shared information was sufficient to get a reasonable picture of the current state of these outbreaks, including the antimicrobial resistance and specific pathogen burdens over space and time, and also make reliable predictions about future outbreaks, specifically:</w:t>
       </w:r>
       <w:r>
         <w:t xml:space="preserve"> </w:t>
@@ -236,7 +270,31 @@
         <w:pStyle w:val="FirstParagraph"/>
       </w:pPr>
       <w:r>
-        <w:t xml:space="preserve">Each of the investigated questions were evaluated using R (version 4.5.1) and the tidymodels package. They were assessed via fitting to three different models each, under 10-fold cross-validation on training data, and then presented with new, testing data for final assessment. The final model for each was selected using root mean square (RMSE) for the regression questions involved when the next outbreak will be and what the current state of antimicrobial resistance, and the classification questions were assessed using accuracy. Seasonality of the data was assessed via Poisson model and Type I (sequential) ANOVA with Chi-squred Likelihood Ratio. The forecast of future antimicrobial resistance was done via Autoregressive Integrated Moving Average (ARIMA), predicted with 80% and 95% confidence intervals. The code and data to reproduce the results are available at: xxx.</w:t>
+        <w:t xml:space="preserve">Each of the investigated questions were evaluated using R (version 4.5.1) and the tidymodels package</w:t>
+      </w:r>
+      <w:r>
+        <w:t xml:space="preserve"> </w:t>
+      </w:r>
+      <w:r>
+        <w:t xml:space="preserve">“Tidymodels”</w:t>
+      </w:r>
+      <w:r>
+        <w:t xml:space="preserve"> </w:t>
+      </w:r>
+      <w:r>
+        <w:t xml:space="preserve">(n.d.)</w:t>
+      </w:r>
+      <w:r>
+        <w:t xml:space="preserve">,</w:t>
+      </w:r>
+      <w:r>
+        <w:t xml:space="preserve"> </w:t>
+      </w:r>
+      <w:r>
+        <w:t xml:space="preserve">Handel (n.d.)</w:t>
+      </w:r>
+      <w:r>
+        <w:t xml:space="preserve">. They were assessed via fitting to three different models each, under 10-fold cross-validation on training data, and then presented with new, testing data for final assessment. The final model for each was selected using root mean square (RMSE) for the regression questions involved when the next outbreak will be and what the current state of antimicrobial resistance, and the classification questions were assessed using accuracy. Seasonality of the data was assessed via Poisson model and Type I (sequential) ANOVA with Chi-squred Likelihood Ratio. The forecast of future antimicrobial resistance was done via Autoregressive Integrated Moving Average (ARIMA), predicted with 80% and 95% confidence intervals. The code and data to reproduce the results are available at: xxx.</w:t>
       </w:r>
     </w:p>
     <w:bookmarkEnd w:id="23"/>
@@ -451,7 +509,62 @@
         <w:pStyle w:val="BodyText"/>
       </w:pPr>
       <w:r>
-        <w:t xml:space="preserve">Of the top 5 outbreak species, the ones with the highest number of isolates were Salmonella enteritidis, Shigella sonnei, Salmonella newport, Salmonella typhimurium, and Shiga-toxin producing Escherichia coli (STEC) O157:H7 (7370, 5061, 3640, 3128, and 2438 isolates respectively) (Figure S1). These genera also dominate the rest of the top 15 pathogens with outbreak isolates. There was not sufficient data from each species to investigate whether antimicrobial resistance trends for each pathogen were increasing or decreasing. The number of outbreak isolates with clinically significant antimicrobial resistance (AMR) was low; the pathogens with the highest percentage of outbreak isolates with AMR, at 2%, were Salmonella hadar, Salmonella enteritidis, and Salmonella tyhphimurium, all in 2025 (Figure S2). The overall number of isolates in the database with AMR over time appears to be have peaked around 2024, but with more modest, intermittent spikes to the present day. Using this data, the forecast for future AMR isolates indicates another slight increase going forward, with 80% confidence interval from -26.11 to 58.37 (Figure 3).</w:t>
+        <w:t xml:space="preserve">Of the top 5 outbreak species, the ones with the highest number of isolates were</w:t>
+      </w:r>
+      <w:r>
+        <w:t xml:space="preserve"> </w:t>
+      </w:r>
+      <w:r>
+        <w:rPr>
+          <w:i/>
+          <w:iCs/>
+        </w:rPr>
+        <w:t xml:space="preserve">Salmonella enteritidis, Shigella sonnei, Salmonella newport, Salmonella typhimurium</w:t>
+      </w:r>
+      <w:r>
+        <w:t xml:space="preserve">, and Shiga-toxin producing</w:t>
+      </w:r>
+      <w:r>
+        <w:t xml:space="preserve"> </w:t>
+      </w:r>
+      <w:r>
+        <w:rPr>
+          <w:i/>
+          <w:iCs/>
+        </w:rPr>
+        <w:t xml:space="preserve">Escherichia coli</w:t>
+      </w:r>
+      <w:r>
+        <w:t xml:space="preserve"> </w:t>
+      </w:r>
+      <w:r>
+        <w:t xml:space="preserve">(STEC) O157:H7 (7370, 5061, 3640, 3128, and 2438 isolates respectively) (Figure S1). These genera also dominate the rest of the top 15 pathogens with outbreak isolates. There was not sufficient data from each species to investigate whether antimicrobial resistance trends for each pathogen were increasing or decreasing. The number of outbreak isolates with clinically significant antimicrobial resistance (AMR) was low; the pathogens with the highest percentage of outbreak isolates with AMR, at 2%, were</w:t>
+      </w:r>
+      <w:r>
+        <w:t xml:space="preserve"> </w:t>
+      </w:r>
+      <w:r>
+        <w:rPr>
+          <w:i/>
+          <w:iCs/>
+        </w:rPr>
+        <w:t xml:space="preserve">Salmonella hadar, Salmonella enteritidis</w:t>
+      </w:r>
+      <w:r>
+        <w:t xml:space="preserve">, and</w:t>
+      </w:r>
+      <w:r>
+        <w:t xml:space="preserve"> </w:t>
+      </w:r>
+      <w:r>
+        <w:rPr>
+          <w:i/>
+          <w:iCs/>
+        </w:rPr>
+        <w:t xml:space="preserve">Salmonella tyhphimurium</w:t>
+      </w:r>
+      <w:r>
+        <w:t xml:space="preserve">, all in 2025 (Figure S2). The overall number of isolates in the database with AMR over time appears to be have peaked around 2024, but with more modest, intermittent spikes to the present day. Using this data, the forecast for future AMR isolates indicates another slight increase going forward, with 80% confidence interval from -26.11 to 58.37 (Figure 3).</w:t>
       </w:r>
     </w:p>
     <w:p>
@@ -459,7 +572,31 @@
         <w:pStyle w:val="BodyText"/>
       </w:pPr>
       <w:r>
-        <w:t xml:space="preserve">A full model fitting analysis was performed to assess whether overall outbreak numbers are increasing or decreasing over time. Using total number of outbreak isolates as the outcome and just date as the predictor, the best fit model was a Linear Regression Model(RMSE 161, R-squared 0.615), a moderate fit. Other models included Poisson (RMSE 168, R-Squared 0.570) and Random Forest (RMSE 177, R-Squared 0.555). (Figure S3). This model indicated the trend to be a very slight decrease in overall number of outbreak associated isolates (Figure 4).</w:t>
+        <w:t xml:space="preserve">A full model fitting analysis was performed to assess whether overall outbreak numbers are increasing or decreasing over time</w:t>
+      </w:r>
+      <w:r>
+        <w:t xml:space="preserve"> </w:t>
+      </w:r>
+      <w:r>
+        <w:t xml:space="preserve">“Tidymodels”</w:t>
+      </w:r>
+      <w:r>
+        <w:t xml:space="preserve"> </w:t>
+      </w:r>
+      <w:r>
+        <w:t xml:space="preserve">(n.d.)</w:t>
+      </w:r>
+      <w:r>
+        <w:t xml:space="preserve">,</w:t>
+      </w:r>
+      <w:r>
+        <w:t xml:space="preserve"> </w:t>
+      </w:r>
+      <w:r>
+        <w:t xml:space="preserve">Handel (n.d.)</w:t>
+      </w:r>
+      <w:r>
+        <w:t xml:space="preserve">. Using total number of outbreak isolates as the outcome and just date as the predictor, the best fit model was a Linear Regression Model(RMSE 161, R-squared 0.615), a moderate fit. Other models included Poisson (RMSE 168, R-Squared 0.570) and Random Forest (RMSE 177, R-Squared 0.555). (Figure S3). This model indicated the trend to be a very slight decrease in overall number of outbreak associated isolates (Figure 4).</w:t>
       </w:r>
     </w:p>
     <w:p>
@@ -522,7 +659,31 @@
         <w:pStyle w:val="BodyText"/>
       </w:pPr>
       <w:r>
-        <w:t xml:space="preserve">To then determine the trend for resistance, the best fit model was an ARIMA model, with the outcome of interest being number of isolates with AMR and the only predictor being time (RMSE 26.1, R-squared 0.115), a poor fit. Other models included Exponential Smoothing (RMSE 28.1) and Prophet (RMSE 43, R-Squared 0.0252) (Figure S4). This model indicated an upward trend in the number of isolates with AMR (Figure 5).</w:t>
+        <w:t xml:space="preserve">To then determine the trend for resistance, the best fit model was an ARIMA model, with the outcome of interest being number of isolates with AMR and the only predictor being time (RMSE 26.1, R-squared 0.115), a poor fit</w:t>
+      </w:r>
+      <w:r>
+        <w:t xml:space="preserve"> </w:t>
+      </w:r>
+      <w:r>
+        <w:t xml:space="preserve">“Tidymodels”</w:t>
+      </w:r>
+      <w:r>
+        <w:t xml:space="preserve"> </w:t>
+      </w:r>
+      <w:r>
+        <w:t xml:space="preserve">(n.d.)</w:t>
+      </w:r>
+      <w:r>
+        <w:t xml:space="preserve">,</w:t>
+      </w:r>
+      <w:r>
+        <w:t xml:space="preserve"> </w:t>
+      </w:r>
+      <w:r>
+        <w:t xml:space="preserve">Handel (n.d.)</w:t>
+      </w:r>
+      <w:r>
+        <w:t xml:space="preserve">. Other models included Exponential Smoothing (RMSE 28.1) and Prophet (RMSE 43, R-Squared 0.0252) (Figure S4). This model indicated an upward trend in the number of isolates with AMR (Figure 5).</w:t>
       </w:r>
     </w:p>
     <w:p>
@@ -595,7 +756,31 @@
         <w:pStyle w:val="FirstParagraph"/>
       </w:pPr>
       <w:r>
-        <w:t xml:space="preserve">To answer this question, additional columns days_since_last, avg_days_between, sd_days_between, last_outbreak, n_outbreaks, predicted_next, lower_bound, and upper_bound were added to the cleaned dataframe. The best fitting model of the outcome predicted_next given avg_days_between, sd_days_between, last_outbreak, n_outbreaks, State, and genus_species as predictors was an Extreme Gradient Boosting (XGBoost) model (RMSE 34.8, R-Squared 0.999) Other models included a Random Forest Model (RMSE 155, R-Squared 0.980) and a K-Nearest Neighbors (KNN)Model (RMSE 605, R-Squared 0.546) (Figure S5).</w:t>
+        <w:t xml:space="preserve">To answer this question, additional columns days_since_last, avg_days_between, sd_days_between, last_outbreak, n_outbreaks, predicted_next, lower_bound, and upper_bound were added to the cleaned dataframe. The best fitting model of the outcome predicted_next given avg_days_between, sd_days_between, last_outbreak, n_outbreaks, State, and genus_species as predictors was an Extreme Gradient Boosting (XGBoost) model (RMSE 34.8, R-Squared 0.999) Other models included a Random Forest Model (RMSE 155, R-Squared 0.980) and a K-Nearest Neighbors (KNN)Model (RMSE 605, R-Squared 0.546)</w:t>
+      </w:r>
+      <w:r>
+        <w:t xml:space="preserve">“Tidymodels”</w:t>
+      </w:r>
+      <w:r>
+        <w:t xml:space="preserve"> </w:t>
+      </w:r>
+      <w:r>
+        <w:t xml:space="preserve">(n.d.)</w:t>
+      </w:r>
+      <w:r>
+        <w:t xml:space="preserve">,</w:t>
+      </w:r>
+      <w:r>
+        <w:t xml:space="preserve"> </w:t>
+      </w:r>
+      <w:r>
+        <w:t xml:space="preserve">Handel (n.d.)</w:t>
+      </w:r>
+      <w:r>
+        <w:t xml:space="preserve"> </w:t>
+      </w:r>
+      <w:r>
+        <w:t xml:space="preserve">(Figure S5).</w:t>
       </w:r>
     </w:p>
     <w:bookmarkEnd w:id="41"/>
@@ -613,7 +798,31 @@
         <w:pStyle w:val="FirstParagraph"/>
       </w:pPr>
       <w:r>
-        <w:t xml:space="preserve">For the question of if this data is sufficient to predict the next outbreak species, the best fitting model was a Random Forest Model (Accuracy 0.140). In this case, the dataframe from the previous question on when the next outbreak will occur was used to add a column called outbreak_frequency and to predict genus_species with the predictors avg_days_between, sd_days_between, days_since_last, n_outbreaks, outbreak_frequency, and State. Other models included a Support Vector Machine (SVM) Model (Accuracy 0.0247) and a Multinomial Regression (Accuracy 0.0192) (Figure S6).</w:t>
+        <w:t xml:space="preserve">For the question of if this data is sufficient to predict the next outbreak species, the best fitting model was a Random Forest Model (Accuracy 0.140). In this case, the dataframe from the previous question on when the next outbreak will occur was used to add a column called outbreak_frequency and to predict genus_species with the predictors avg_days_between, sd_days_between, days_since_last, n_outbreaks, outbreak_frequency, and State. Other models included a Support Vector Machine (SVM) Model (Accuracy 0.0247) and a Multinomial Regression (Accuracy 0.0192)</w:t>
+      </w:r>
+      <w:r>
+        <w:t xml:space="preserve">“Tidymodels”</w:t>
+      </w:r>
+      <w:r>
+        <w:t xml:space="preserve"> </w:t>
+      </w:r>
+      <w:r>
+        <w:t xml:space="preserve">(n.d.)</w:t>
+      </w:r>
+      <w:r>
+        <w:t xml:space="preserve">,</w:t>
+      </w:r>
+      <w:r>
+        <w:t xml:space="preserve"> </w:t>
+      </w:r>
+      <w:r>
+        <w:t xml:space="preserve">Handel (n.d.)</w:t>
+      </w:r>
+      <w:r>
+        <w:t xml:space="preserve"> </w:t>
+      </w:r>
+      <w:r>
+        <w:t xml:space="preserve">(Figure S6).</w:t>
       </w:r>
     </w:p>
     <w:bookmarkEnd w:id="42"/>
@@ -631,7 +840,34 @@
         <w:pStyle w:val="FirstParagraph"/>
       </w:pPr>
       <w:r>
-        <w:t xml:space="preserve">To predict whether the next outbreak will have AMR, the cleaned dataframe was edited to include a binary column called has_resistance and another called resistance_proportion. With has_resistance as the outcome of interest and resistance_proportion, State, and genus_species as the predictors, the best fitting model was tied between XGBoost (Accuracy 1) and Random Forest (Accuracy 1) The other model tried for this question was a Logistic Regression (Accuracy 0.892) (Figure S7).</w:t>
+        <w:t xml:space="preserve">To predict whether the next outbreak will have AMR, the cleaned dataframe was edited to include a binary column called has_resistance and another called resistance_proportion. With has_resistance as the outcome of interest and resistance_proportion, State, and genus_species as the predictors, the best fitting model was tied between XGBoost (Accuracy 1) and Random Forest (Accuracy 1) The other model tried for this question was a Logistic Regression (Accuracy 0.892)</w:t>
+      </w:r>
+      <w:r>
+        <w:t xml:space="preserve"> </w:t>
+      </w:r>
+      <w:r>
+        <w:t xml:space="preserve">“Tidymodels”</w:t>
+      </w:r>
+      <w:r>
+        <w:t xml:space="preserve"> </w:t>
+      </w:r>
+      <w:r>
+        <w:t xml:space="preserve">(n.d.)</w:t>
+      </w:r>
+      <w:r>
+        <w:t xml:space="preserve">,</w:t>
+      </w:r>
+      <w:r>
+        <w:t xml:space="preserve"> </w:t>
+      </w:r>
+      <w:r>
+        <w:t xml:space="preserve">Handel (n.d.)</w:t>
+      </w:r>
+      <w:r>
+        <w:t xml:space="preserve"> </w:t>
+      </w:r>
+      <w:r>
+        <w:t xml:space="preserve">(Figure S7).</w:t>
       </w:r>
     </w:p>
     <w:bookmarkEnd w:id="43"/>
@@ -649,7 +885,34 @@
         <w:pStyle w:val="FirstParagraph"/>
       </w:pPr>
       <w:r>
-        <w:t xml:space="preserve">As for predicting the outbreak location, no columns were added from the previous question predicting AMR. The outcome was State and the predictors weregenus_species, n_outbreaks, and outbreak_frequency. The best fitting model in this case was again a Random Forest Model (Accuracy 0.0127). The two others were a Multinomial Regression (Accuracy 0.00127) and an SVM (Accuracy 00381) (Figure S8).</w:t>
+        <w:t xml:space="preserve">As for predicting the outbreak location, no columns were added from the previous question predicting AMR. The outcome was State and the predictors weregenus_species, n_outbreaks, and outbreak_frequency. The best fitting model in this case was again a Random Forest Model (Accuracy 0.0127). The two others were a Multinomial Regression (Accuracy 0.00127) and an SVM (Accuracy 00381)</w:t>
+      </w:r>
+      <w:r>
+        <w:t xml:space="preserve"> </w:t>
+      </w:r>
+      <w:r>
+        <w:t xml:space="preserve">“Tidymodels”</w:t>
+      </w:r>
+      <w:r>
+        <w:t xml:space="preserve"> </w:t>
+      </w:r>
+      <w:r>
+        <w:t xml:space="preserve">(n.d.)</w:t>
+      </w:r>
+      <w:r>
+        <w:t xml:space="preserve">,</w:t>
+      </w:r>
+      <w:r>
+        <w:t xml:space="preserve"> </w:t>
+      </w:r>
+      <w:r>
+        <w:t xml:space="preserve">Handel (n.d.)</w:t>
+      </w:r>
+      <w:r>
+        <w:t xml:space="preserve"> </w:t>
+      </w:r>
+      <w:r>
+        <w:t xml:space="preserve">(Figure S8).</w:t>
       </w:r>
     </w:p>
     <w:bookmarkEnd w:id="44"/>
@@ -693,7 +956,22 @@
         <w:pStyle w:val="BodyText"/>
       </w:pPr>
       <w:r>
-        <w:t xml:space="preserve">Secondly, an analysis of the antimicorbial resistant element of the outbreak isolates revealed that the percentage of isolates with resistance is actually quite low. The best fit ARIMA model did predict an increase in resistance for future isolates; however, the confidence interval for this prediction was quite large and included negative isolate counts, indicating that it is not very confident in this prediction. Furthermore, this best fitting model was a poor fit, with RMSE 26.1 and R-squared 0.115, again indicating that time is not a driving factor behind the development of antimicrobial resistance. This is ultimately what I expected from this model. The mechanisms behind the development of antimicrobial resistance are still being discovered, and I did not expect time to be a key factor. I am also not surprised that this model predicted an increase in antimicrobial resistance in future outbreak isolates, albeit with little confidence, as antibitoic resistance in general is on the rise globally.</w:t>
+        <w:t xml:space="preserve">Secondly, an analysis of the antimicorbial resistant element of the outbreak isolates revealed that the percentage of isolates with resistance is actually quite low. The best fit ARIMA model did predict an increase in resistance for future isolates; however, the confidence interval for this prediction was quite large and included negative isolate counts, indicating that it is not very confident in this prediction. Furthermore, this best fitting model was a poor fit, with RMSE 26.1 and R-squared 0.115, again indicating that time is not a driving factor behind the development of antimicrobial resistance. This is ultimately what I expected from this model. The mechanisms behind the development of antimicrobial resistance are still being discovered, and I did not expect time to be a key factor. I am also not surprised that this model predicted an increase in antimicrobial resistance in future outbreak isolates, albeit with little confidence, as antibitoic resistance in general is on the rise globally</w:t>
+      </w:r>
+      <w:r>
+        <w:t xml:space="preserve"> </w:t>
+      </w:r>
+      <w:r>
+        <w:t xml:space="preserve">“World Health Organization”</w:t>
+      </w:r>
+      <w:r>
+        <w:t xml:space="preserve"> </w:t>
+      </w:r>
+      <w:r>
+        <w:t xml:space="preserve">(n.d.)</w:t>
+      </w:r>
+      <w:r>
+        <w:t xml:space="preserve">.</w:t>
       </w:r>
     </w:p>
     <w:p>
@@ -765,34 +1043,282 @@
       </w:r>
     </w:p>
     <w:p>
-      <w:pPr>
-        <w:pStyle w:val="BodyText"/>
-      </w:pPr>
+      <w:r>
+        <w:br w:type="page"/>
+      </w:r>
+    </w:p>
+    <w:bookmarkEnd w:id="48"/>
+    <w:bookmarkEnd w:id="49"/>
+    <w:bookmarkStart w:id="63" w:name="references"/>
+    <w:p>
+      <w:pPr>
+        <w:pStyle w:val="Heading1"/>
+      </w:pPr>
+      <w:r>
+        <w:t xml:space="preserve">6. References</w:t>
+      </w:r>
+    </w:p>
+    <w:bookmarkStart w:id="62" w:name="refs"/>
+    <w:bookmarkStart w:id="51" w:name="ref-Field"/>
+    <w:p>
+      <w:pPr>
+        <w:pStyle w:val="Bibliography"/>
+      </w:pPr>
+      <w:r>
+        <w:t xml:space="preserve">“Acute Enteric Disease Outbreaks.”</w:t>
+      </w:r>
+      <w:r>
+        <w:t xml:space="preserve"> </w:t>
+      </w:r>
+      <w:r>
+        <w:t xml:space="preserve">n.d.</w:t>
+      </w:r>
+      <w:r>
+        <w:t xml:space="preserve"> </w:t>
+      </w:r>
       <w:r>
         <w:rPr>
           <w:i/>
           <w:iCs/>
         </w:rPr>
-        <w:t xml:space="preserve">Include citations in your Qmd file using BibTeX, the list of references will automatically be placed at the end</w:t>
-      </w:r>
-    </w:p>
-    <w:p>
-      <w:r>
-        <w:br w:type="page"/>
-      </w:r>
-    </w:p>
-    <w:bookmarkEnd w:id="48"/>
-    <w:bookmarkEnd w:id="49"/>
-    <w:bookmarkStart w:id="50" w:name="references"/>
-    <w:p>
-      <w:pPr>
-        <w:pStyle w:val="Heading1"/>
-      </w:pPr>
-      <w:r>
-        <w:t xml:space="preserve">6. References</w:t>
-      </w:r>
-    </w:p>
-    <w:bookmarkEnd w:id="50"/>
+        <w:t xml:space="preserve">CDC: Field Epidemiology Manual</w:t>
+      </w:r>
+      <w:r>
+        <w:t xml:space="preserve">. Centers for Disease Control; Prevention.</w:t>
+      </w:r>
+      <w:r>
+        <w:t xml:space="preserve"> </w:t>
+      </w:r>
+      <w:hyperlink r:id="rId50">
+        <w:r>
+          <w:rPr>
+            <w:rStyle w:val="Hyperlink"/>
+          </w:rPr>
+          <w:t xml:space="preserve">https://www.cdc.gov/field-epi-manual/php/chapters/acute-enteric-disease.html</w:t>
+        </w:r>
+      </w:hyperlink>
+      <w:r>
+        <w:t xml:space="preserve">.</w:t>
+      </w:r>
+    </w:p>
+    <w:bookmarkEnd w:id="51"/>
+    <w:bookmarkStart w:id="53" w:name="ref-BEAM"/>
+    <w:p>
+      <w:pPr>
+        <w:pStyle w:val="Bibliography"/>
+      </w:pPr>
+      <w:r>
+        <w:t xml:space="preserve">“BEAM Dashboard - Report Data.”</w:t>
+      </w:r>
+      <w:r>
+        <w:t xml:space="preserve"> </w:t>
+      </w:r>
+      <w:r>
+        <w:t xml:space="preserve">n.d.</w:t>
+      </w:r>
+      <w:r>
+        <w:t xml:space="preserve"> </w:t>
+      </w:r>
+      <w:r>
+        <w:rPr>
+          <w:i/>
+          <w:iCs/>
+        </w:rPr>
+        <w:t xml:space="preserve">Data.CDC.gov</w:t>
+      </w:r>
+      <w:r>
+        <w:t xml:space="preserve">. Centers for Disease Control; Prevention.</w:t>
+      </w:r>
+      <w:r>
+        <w:t xml:space="preserve"> </w:t>
+      </w:r>
+      <w:hyperlink r:id="rId52">
+        <w:r>
+          <w:rPr>
+            <w:rStyle w:val="Hyperlink"/>
+          </w:rPr>
+          <w:t xml:space="preserve">https://data.cdc.gov/Foodborne-Waterborne-and-Related-Diseases/BEAM-Dashboard-Report-Data/jbhn-e8xn/about_data</w:t>
+        </w:r>
+      </w:hyperlink>
+      <w:r>
+        <w:t xml:space="preserve">.</w:t>
+      </w:r>
+    </w:p>
+    <w:bookmarkEnd w:id="53"/>
+    <w:bookmarkStart w:id="55" w:name="ref-Handel"/>
+    <w:p>
+      <w:pPr>
+        <w:pStyle w:val="Bibliography"/>
+      </w:pPr>
+      <w:r>
+        <w:t xml:space="preserve">Handel, Andreas. n.d.</w:t>
+      </w:r>
+      <w:r>
+        <w:t xml:space="preserve"> </w:t>
+      </w:r>
+      <w:r>
+        <w:t xml:space="preserve">“Modern Applied Data Analysis (MADA).”</w:t>
+      </w:r>
+      <w:r>
+        <w:t xml:space="preserve"> </w:t>
+      </w:r>
+      <w:r>
+        <w:rPr>
+          <w:i/>
+          <w:iCs/>
+        </w:rPr>
+        <w:t xml:space="preserve">MADA Course</w:t>
+      </w:r>
+      <w:r>
+        <w:t xml:space="preserve">.</w:t>
+      </w:r>
+      <w:r>
+        <w:t xml:space="preserve"> </w:t>
+      </w:r>
+      <w:hyperlink r:id="rId54">
+        <w:r>
+          <w:rPr>
+            <w:rStyle w:val="Hyperlink"/>
+          </w:rPr>
+          <w:t xml:space="preserve">https://andreashandel.github.io/MADAcourse/</w:t>
+        </w:r>
+      </w:hyperlink>
+      <w:r>
+        <w:t xml:space="preserve">.</w:t>
+      </w:r>
+    </w:p>
+    <w:bookmarkEnd w:id="55"/>
+    <w:bookmarkStart w:id="57" w:name="ref-SEDRIC"/>
+    <w:p>
+      <w:pPr>
+        <w:pStyle w:val="Bibliography"/>
+      </w:pPr>
+      <w:r>
+        <w:t xml:space="preserve">“System for Enteric Disease Response, Investigation, and Coordination.”</w:t>
+      </w:r>
+      <w:r>
+        <w:t xml:space="preserve"> </w:t>
+      </w:r>
+      <w:r>
+        <w:t xml:space="preserve">n.d.</w:t>
+      </w:r>
+      <w:r>
+        <w:t xml:space="preserve"> </w:t>
+      </w:r>
+      <w:r>
+        <w:rPr>
+          <w:i/>
+          <w:iCs/>
+        </w:rPr>
+        <w:t xml:space="preserve">Foodborne Outbreaks</w:t>
+      </w:r>
+      <w:r>
+        <w:t xml:space="preserve">. Centers for Disease Control; Prevention.</w:t>
+      </w:r>
+      <w:r>
+        <w:t xml:space="preserve"> </w:t>
+      </w:r>
+      <w:hyperlink r:id="rId56">
+        <w:r>
+          <w:rPr>
+            <w:rStyle w:val="Hyperlink"/>
+          </w:rPr>
+          <w:t xml:space="preserve">https://www.cdc.gov/foodborne-outbreaks/php/tools/sedric.html</w:t>
+        </w:r>
+      </w:hyperlink>
+      <w:r>
+        <w:t xml:space="preserve">.</w:t>
+      </w:r>
+    </w:p>
+    <w:bookmarkEnd w:id="57"/>
+    <w:bookmarkStart w:id="59" w:name="ref-tidymodels"/>
+    <w:p>
+      <w:pPr>
+        <w:pStyle w:val="Bibliography"/>
+      </w:pPr>
+      <w:r>
+        <w:t xml:space="preserve">“Tidymodels.”</w:t>
+      </w:r>
+      <w:r>
+        <w:t xml:space="preserve"> </w:t>
+      </w:r>
+      <w:r>
+        <w:t xml:space="preserve">n.d.</w:t>
+      </w:r>
+      <w:r>
+        <w:t xml:space="preserve"> </w:t>
+      </w:r>
+      <w:r>
+        <w:rPr>
+          <w:i/>
+          <w:iCs/>
+        </w:rPr>
+        <w:t xml:space="preserve">Tidymodels</w:t>
+      </w:r>
+      <w:r>
+        <w:t xml:space="preserve">.</w:t>
+      </w:r>
+      <w:r>
+        <w:t xml:space="preserve"> </w:t>
+      </w:r>
+      <w:hyperlink r:id="rId58">
+        <w:r>
+          <w:rPr>
+            <w:rStyle w:val="Hyperlink"/>
+          </w:rPr>
+          <w:t xml:space="preserve">https://www.tidymodels.org/</w:t>
+        </w:r>
+      </w:hyperlink>
+      <w:r>
+        <w:t xml:space="preserve">.</w:t>
+      </w:r>
+    </w:p>
+    <w:bookmarkEnd w:id="59"/>
+    <w:bookmarkStart w:id="61" w:name="ref-WHO"/>
+    <w:p>
+      <w:pPr>
+        <w:pStyle w:val="Bibliography"/>
+      </w:pPr>
+      <w:r>
+        <w:t xml:space="preserve">“World Health Organization.”</w:t>
+      </w:r>
+      <w:r>
+        <w:t xml:space="preserve"> </w:t>
+      </w:r>
+      <w:r>
+        <w:t xml:space="preserve">n.d.</w:t>
+      </w:r>
+      <w:r>
+        <w:t xml:space="preserve"> </w:t>
+      </w:r>
+      <w:r>
+        <w:rPr>
+          <w:i/>
+          <w:iCs/>
+        </w:rPr>
+        <w:t xml:space="preserve">News</w:t>
+      </w:r>
+      <w:r>
+        <w:t xml:space="preserve">. World Health Organization.</w:t>
+      </w:r>
+      <w:r>
+        <w:t xml:space="preserve"> </w:t>
+      </w:r>
+      <w:hyperlink r:id="rId60">
+        <w:r>
+          <w:rPr>
+            <w:rStyle w:val="Hyperlink"/>
+          </w:rPr>
+          <w:t xml:space="preserve">https://www.who.int/news/item/13-10-2025-who-warns-of-widespread-resistance-to-common-antibiotics-worldwide</w:t>
+        </w:r>
+      </w:hyperlink>
+      <w:r>
+        <w:t xml:space="preserve">.</w:t>
+      </w:r>
+    </w:p>
+    <w:bookmarkEnd w:id="61"/>
+    <w:bookmarkEnd w:id="62"/>
+    <w:bookmarkEnd w:id="63"/>
     <w:sectPr>
       <w:footnotePr>
         <w:numRestart w:val="eachSect"/>

--- a/products/manuscript/Manuscript.docx
+++ b/products/manuscript/Manuscript.docx
@@ -168,7 +168,7 @@
         <w:t xml:space="preserve"> </w:t>
       </w:r>
       <w:r>
-        <w:t xml:space="preserve">(n.d.)</w:t>
+        <w:t xml:space="preserve">(2025)</w:t>
       </w:r>
       <w:r>
         <w:t xml:space="preserve">,</w:t>
@@ -183,7 +183,7 @@
         <w:t xml:space="preserve"> </w:t>
       </w:r>
       <w:r>
-        <w:t xml:space="preserve">(n.d.)</w:t>
+        <w:t xml:space="preserve">(2024)</w:t>
       </w:r>
       <w:r>
         <w:t xml:space="preserve">. As part of the effort to solve these issues, the CDC has ceated the BEAM (Bacteria, Enterics, Ameba, and Mycotics) Dashboard, which includes data from the System for Enteric Disease Response, Investigation, and Coordination (SEDRIC), National Antimicrobial Resistance Monitoring System for Enteric Bacteria (NARMS) and National Outbreak Reporting System (NORS). BEAM is a public tool to interact with and visualize data about pathogens, serotypes, antimicrobial resistance, HHS region, and burden of outbreak samples</w:t>
@@ -198,7 +198,7 @@
         <w:t xml:space="preserve"> </w:t>
       </w:r>
       <w:r>
-        <w:t xml:space="preserve">(n.d.)</w:t>
+        <w:t xml:space="preserve">(2026)</w:t>
       </w:r>
       <w:r>
         <w:t xml:space="preserve">. This study sought to use this publicly available data to determine whether the shared information was sufficient to get a reasonable picture of the current state of these outbreaks, including the antimicrobial resistance and specific pathogen burdens over space and time, and also make reliable predictions about future outbreaks, specifically:</w:t>
@@ -229,7 +229,7 @@
       </w:r>
     </w:p>
     <w:bookmarkEnd w:id="21"/>
-    <w:bookmarkStart w:id="24" w:name="methods"/>
+    <w:bookmarkStart w:id="25" w:name="methods"/>
     <w:p>
       <w:pPr>
         <w:pStyle w:val="Heading1"/>
@@ -256,7 +256,7 @@
       </w:r>
     </w:p>
     <w:bookmarkEnd w:id="22"/>
-    <w:bookmarkStart w:id="23" w:name="statistical-analysis"/>
+    <w:bookmarkStart w:id="24" w:name="statistical-analysis"/>
     <w:p>
       <w:pPr>
         <w:pStyle w:val="Heading2"/>
@@ -282,7 +282,7 @@
         <w:t xml:space="preserve"> </w:t>
       </w:r>
       <w:r>
-        <w:t xml:space="preserve">(n.d.)</w:t>
+        <w:t xml:space="preserve">(2026)</w:t>
       </w:r>
       <w:r>
         <w:t xml:space="preserve">,</w:t>
@@ -291,15 +291,29 @@
         <w:t xml:space="preserve"> </w:t>
       </w:r>
       <w:r>
-        <w:t xml:space="preserve">Handel (n.d.)</w:t>
-      </w:r>
-      <w:r>
-        <w:t xml:space="preserve">. They were assessed via fitting to three different models each, under 10-fold cross-validation on training data, and then presented with new, testing data for final assessment. The final model for each was selected using root mean square (RMSE) for the regression questions involved when the next outbreak will be and what the current state of antimicrobial resistance, and the classification questions were assessed using accuracy. Seasonality of the data was assessed via Poisson model and Type I (sequential) ANOVA with Chi-squred Likelihood Ratio. The forecast of future antimicrobial resistance was done via Autoregressive Integrated Moving Average (ARIMA), predicted with 80% and 95% confidence intervals. The code and data to reproduce the results are available at: xxx.</w:t>
-      </w:r>
-    </w:p>
-    <w:bookmarkEnd w:id="23"/>
+        <w:t xml:space="preserve">Handel (2026)</w:t>
+      </w:r>
+      <w:r>
+        <w:t xml:space="preserve">. They were assessed via fitting to three different models each, under 10-fold cross-validation on training data, and then presented with new, testing data for final assessment. The final model for each was selected using root mean square (RMSE) for the regression questions involved when the next outbreak will be and what the current state of antimicrobial resistance, and the classification questions were assessed using accuracy. Seasonality of the data was assessed via Poisson model and Type I (sequential) ANOVA with Chi-squred Likelihood Ratio. The forecast of future antimicrobial resistance was done via Autoregressive Integrated Moving Average (ARIMA), predicted with 80% and 95% confidence intervals. The code and data to reproduce the results are available at:</w:t>
+      </w:r>
+      <w:r>
+        <w:t xml:space="preserve"> </w:t>
+      </w:r>
+      <w:hyperlink r:id="rId23">
+        <w:r>
+          <w:rPr>
+            <w:rStyle w:val="Hyperlink"/>
+          </w:rPr>
+          <w:t xml:space="preserve">ADAMS-MADA-PROJECT</w:t>
+        </w:r>
+      </w:hyperlink>
+      <w:r>
+        <w:t xml:space="preserve">.</w:t>
+      </w:r>
+    </w:p>
     <w:bookmarkEnd w:id="24"/>
-    <w:bookmarkStart w:id="45" w:name="results"/>
+    <w:bookmarkEnd w:id="25"/>
+    <w:bookmarkStart w:id="46" w:name="results"/>
     <w:p>
       <w:pPr>
         <w:pStyle w:val="Heading1"/>
@@ -308,7 +322,7 @@
         <w:t xml:space="preserve">4. Results</w:t>
       </w:r>
     </w:p>
-    <w:bookmarkStart w:id="40" w:name="current-state-of-beam-outbreaks"/>
+    <w:bookmarkStart w:id="41" w:name="current-state-of-beam-outbreaks"/>
     <w:p>
       <w:pPr>
         <w:pStyle w:val="Heading2"/>
@@ -340,18 +354,18 @@
           <wp:inline>
             <wp:extent cx="4587290" cy="4587290"/>
             <wp:effectExtent b="0" l="0" r="0" t="0"/>
-            <wp:docPr descr="Outbreak Associated Isolates per State" title="" id="26" name="Picture"/>
+            <wp:docPr descr="Outbreak Associated Isolates per State" title="" id="27" name="Picture"/>
             <a:graphic>
               <a:graphicData uri="http://schemas.openxmlformats.org/drawingml/2006/picture">
                 <pic:pic>
                   <pic:nvPicPr>
-                    <pic:cNvPr descr="../../results/figures/faceted-states-isolates.png" id="27" name="Picture"/>
+                    <pic:cNvPr descr="../../results/figures/faceted-states-isolates.png" id="28" name="Picture"/>
                     <pic:cNvPicPr>
                       <a:picLocks noChangeArrowheads="1" noChangeAspect="1"/>
                     </pic:cNvPicPr>
                   </pic:nvPicPr>
                   <pic:blipFill>
-                    <a:blip r:embed="rId25"/>
+                    <a:blip r:embed="rId26"/>
                     <a:stretch>
                       <a:fillRect/>
                     </a:stretch>
@@ -403,18 +417,18 @@
           <wp:inline>
             <wp:extent cx="4587290" cy="4587290"/>
             <wp:effectExtent b="0" l="0" r="0" t="0"/>
-            <wp:docPr descr="Outbreak Associated Isolates Over Time" title="" id="29" name="Picture"/>
+            <wp:docPr descr="Outbreak Associated Isolates Over Time" title="" id="30" name="Picture"/>
             <a:graphic>
               <a:graphicData uri="http://schemas.openxmlformats.org/drawingml/2006/picture">
                 <pic:pic>
                   <pic:nvPicPr>
-                    <pic:cNvPr descr="../../results/figures/outbreaks-over-time.png" id="30" name="Picture"/>
+                    <pic:cNvPr descr="../../results/figures/outbreaks-over-time.png" id="31" name="Picture"/>
                     <pic:cNvPicPr>
                       <a:picLocks noChangeArrowheads="1" noChangeAspect="1"/>
                     </pic:cNvPicPr>
                   </pic:nvPicPr>
                   <pic:blipFill>
-                    <a:blip r:embed="rId28"/>
+                    <a:blip r:embed="rId29"/>
                     <a:stretch>
                       <a:fillRect/>
                     </a:stretch>
@@ -458,18 +472,18 @@
           <wp:inline>
             <wp:extent cx="4587290" cy="4587290"/>
             <wp:effectExtent b="0" l="0" r="0" t="0"/>
-            <wp:docPr descr="Average Outbreaks by Month" title="" id="32" name="Picture"/>
+            <wp:docPr descr="Average Outbreaks by Month" title="" id="33" name="Picture"/>
             <a:graphic>
               <a:graphicData uri="http://schemas.openxmlformats.org/drawingml/2006/picture">
                 <pic:pic>
                   <pic:nvPicPr>
-                    <pic:cNvPr descr="../../results/figures/outbreaks-per-month.png" id="33" name="Picture"/>
+                    <pic:cNvPr descr="../../results/figures/outbreaks-per-month.png" id="34" name="Picture"/>
                     <pic:cNvPicPr>
                       <a:picLocks noChangeArrowheads="1" noChangeAspect="1"/>
                     </pic:cNvPicPr>
                   </pic:nvPicPr>
                   <pic:blipFill>
-                    <a:blip r:embed="rId31"/>
+                    <a:blip r:embed="rId32"/>
                     <a:stretch>
                       <a:fillRect/>
                     </a:stretch>
@@ -584,7 +598,7 @@
         <w:t xml:space="preserve"> </w:t>
       </w:r>
       <w:r>
-        <w:t xml:space="preserve">(n.d.)</w:t>
+        <w:t xml:space="preserve">(2026)</w:t>
       </w:r>
       <w:r>
         <w:t xml:space="preserve">,</w:t>
@@ -593,7 +607,7 @@
         <w:t xml:space="preserve"> </w:t>
       </w:r>
       <w:r>
-        <w:t xml:space="preserve">Handel (n.d.)</w:t>
+        <w:t xml:space="preserve">Handel (2026)</w:t>
       </w:r>
       <w:r>
         <w:t xml:space="preserve">. Using total number of outbreak isolates as the outcome and just date as the predictor, the best fit model was a Linear Regression Model(RMSE 161, R-squared 0.615), a moderate fit. Other models included Poisson (RMSE 168, R-Squared 0.570) and Random Forest (RMSE 177, R-Squared 0.555). (Figure S3). This model indicated the trend to be a very slight decrease in overall number of outbreak associated isolates (Figure 4).</w:t>
@@ -608,18 +622,18 @@
           <wp:inline>
             <wp:extent cx="4587290" cy="4587290"/>
             <wp:effectExtent b="0" l="0" r="0" t="0"/>
-            <wp:docPr descr="Decreasing Trend of Outbreaks Over Time" title="" id="35" name="Picture"/>
+            <wp:docPr descr="Decreasing Trend of Outbreaks Over Time" title="" id="36" name="Picture"/>
             <a:graphic>
               <a:graphicData uri="http://schemas.openxmlformats.org/drawingml/2006/picture">
                 <pic:pic>
                   <pic:nvPicPr>
-                    <pic:cNvPr descr="../../results/figures/outbreak-time-trend-line.png" id="36" name="Picture"/>
+                    <pic:cNvPr descr="../../results/figures/outbreak-time-trend-line.png" id="37" name="Picture"/>
                     <pic:cNvPicPr>
                       <a:picLocks noChangeArrowheads="1" noChangeAspect="1"/>
                     </pic:cNvPicPr>
                   </pic:nvPicPr>
                   <pic:blipFill>
-                    <a:blip r:embed="rId34"/>
+                    <a:blip r:embed="rId35"/>
                     <a:stretch>
                       <a:fillRect/>
                     </a:stretch>
@@ -671,7 +685,7 @@
         <w:t xml:space="preserve"> </w:t>
       </w:r>
       <w:r>
-        <w:t xml:space="preserve">(n.d.)</w:t>
+        <w:t xml:space="preserve">(2026)</w:t>
       </w:r>
       <w:r>
         <w:t xml:space="preserve">,</w:t>
@@ -680,7 +694,7 @@
         <w:t xml:space="preserve"> </w:t>
       </w:r>
       <w:r>
-        <w:t xml:space="preserve">Handel (n.d.)</w:t>
+        <w:t xml:space="preserve">Handel (2026)</w:t>
       </w:r>
       <w:r>
         <w:t xml:space="preserve">. Other models included Exponential Smoothing (RMSE 28.1) and Prophet (RMSE 43, R-Squared 0.0252) (Figure S4). This model indicated an upward trend in the number of isolates with AMR (Figure 5).</w:t>
@@ -695,18 +709,18 @@
           <wp:inline>
             <wp:extent cx="4587290" cy="4587290"/>
             <wp:effectExtent b="0" l="0" r="0" t="0"/>
-            <wp:docPr descr="Increasing Trend of AMR Over Time" title="" id="38" name="Picture"/>
+            <wp:docPr descr="Increasing Trend of AMR Over Time" title="" id="39" name="Picture"/>
             <a:graphic>
               <a:graphicData uri="http://schemas.openxmlformats.org/drawingml/2006/picture">
                 <pic:pic>
                   <pic:nvPicPr>
-                    <pic:cNvPr descr="../../results/figures/amr-time-trend-line.png" id="39" name="Picture"/>
+                    <pic:cNvPr descr="../../results/figures/amr-time-trend-line.png" id="40" name="Picture"/>
                     <pic:cNvPicPr>
                       <a:picLocks noChangeArrowheads="1" noChangeAspect="1"/>
                     </pic:cNvPicPr>
                   </pic:nvPicPr>
                   <pic:blipFill>
-                    <a:blip r:embed="rId37"/>
+                    <a:blip r:embed="rId38"/>
                     <a:stretch>
                       <a:fillRect/>
                     </a:stretch>
@@ -741,8 +755,8 @@
         <w:t xml:space="preserve">Increasing Trend of AMR Over Time</w:t>
       </w:r>
     </w:p>
-    <w:bookmarkEnd w:id="40"/>
-    <w:bookmarkStart w:id="41" w:name="predicting-outbreak-beginning"/>
+    <w:bookmarkEnd w:id="41"/>
+    <w:bookmarkStart w:id="42" w:name="predicting-outbreak-beginning"/>
     <w:p>
       <w:pPr>
         <w:pStyle w:val="Heading2"/>
@@ -765,7 +779,7 @@
         <w:t xml:space="preserve"> </w:t>
       </w:r>
       <w:r>
-        <w:t xml:space="preserve">(n.d.)</w:t>
+        <w:t xml:space="preserve">(2026)</w:t>
       </w:r>
       <w:r>
         <w:t xml:space="preserve">,</w:t>
@@ -774,7 +788,7 @@
         <w:t xml:space="preserve"> </w:t>
       </w:r>
       <w:r>
-        <w:t xml:space="preserve">Handel (n.d.)</w:t>
+        <w:t xml:space="preserve">Handel (2026)</w:t>
       </w:r>
       <w:r>
         <w:t xml:space="preserve"> </w:t>
@@ -783,8 +797,8 @@
         <w:t xml:space="preserve">(Figure S5).</w:t>
       </w:r>
     </w:p>
-    <w:bookmarkEnd w:id="41"/>
-    <w:bookmarkStart w:id="42" w:name="predicting-outbreak-species"/>
+    <w:bookmarkEnd w:id="42"/>
+    <w:bookmarkStart w:id="43" w:name="predicting-outbreak-species"/>
     <w:p>
       <w:pPr>
         <w:pStyle w:val="Heading2"/>
@@ -807,7 +821,7 @@
         <w:t xml:space="preserve"> </w:t>
       </w:r>
       <w:r>
-        <w:t xml:space="preserve">(n.d.)</w:t>
+        <w:t xml:space="preserve">(2026)</w:t>
       </w:r>
       <w:r>
         <w:t xml:space="preserve">,</w:t>
@@ -816,7 +830,7 @@
         <w:t xml:space="preserve"> </w:t>
       </w:r>
       <w:r>
-        <w:t xml:space="preserve">Handel (n.d.)</w:t>
+        <w:t xml:space="preserve">Handel (2026)</w:t>
       </w:r>
       <w:r>
         <w:t xml:space="preserve"> </w:t>
@@ -825,8 +839,8 @@
         <w:t xml:space="preserve">(Figure S6).</w:t>
       </w:r>
     </w:p>
-    <w:bookmarkEnd w:id="42"/>
-    <w:bookmarkStart w:id="43" w:name="X9073ed5e18e5cbab64f0aecf5216e955d3988bf"/>
+    <w:bookmarkEnd w:id="43"/>
+    <w:bookmarkStart w:id="44" w:name="X9073ed5e18e5cbab64f0aecf5216e955d3988bf"/>
     <w:p>
       <w:pPr>
         <w:pStyle w:val="Heading2"/>
@@ -852,7 +866,7 @@
         <w:t xml:space="preserve"> </w:t>
       </w:r>
       <w:r>
-        <w:t xml:space="preserve">(n.d.)</w:t>
+        <w:t xml:space="preserve">(2026)</w:t>
       </w:r>
       <w:r>
         <w:t xml:space="preserve">,</w:t>
@@ -861,7 +875,7 @@
         <w:t xml:space="preserve"> </w:t>
       </w:r>
       <w:r>
-        <w:t xml:space="preserve">Handel (n.d.)</w:t>
+        <w:t xml:space="preserve">Handel (2026)</w:t>
       </w:r>
       <w:r>
         <w:t xml:space="preserve"> </w:t>
@@ -870,8 +884,8 @@
         <w:t xml:space="preserve">(Figure S7).</w:t>
       </w:r>
     </w:p>
-    <w:bookmarkEnd w:id="43"/>
-    <w:bookmarkStart w:id="44" w:name="predicting-outbreak-location"/>
+    <w:bookmarkEnd w:id="44"/>
+    <w:bookmarkStart w:id="45" w:name="predicting-outbreak-location"/>
     <w:p>
       <w:pPr>
         <w:pStyle w:val="Heading2"/>
@@ -897,7 +911,7 @@
         <w:t xml:space="preserve"> </w:t>
       </w:r>
       <w:r>
-        <w:t xml:space="preserve">(n.d.)</w:t>
+        <w:t xml:space="preserve">(2026)</w:t>
       </w:r>
       <w:r>
         <w:t xml:space="preserve">,</w:t>
@@ -906,7 +920,7 @@
         <w:t xml:space="preserve"> </w:t>
       </w:r>
       <w:r>
-        <w:t xml:space="preserve">Handel (n.d.)</w:t>
+        <w:t xml:space="preserve">Handel (2026)</w:t>
       </w:r>
       <w:r>
         <w:t xml:space="preserve"> </w:t>
@@ -915,9 +929,9 @@
         <w:t xml:space="preserve">(Figure S8).</w:t>
       </w:r>
     </w:p>
-    <w:bookmarkEnd w:id="44"/>
     <w:bookmarkEnd w:id="45"/>
-    <w:bookmarkStart w:id="49" w:name="discussion"/>
+    <w:bookmarkEnd w:id="46"/>
+    <w:bookmarkStart w:id="50" w:name="discussion"/>
     <w:p>
       <w:pPr>
         <w:pStyle w:val="Heading1"/>
@@ -926,7 +940,7 @@
         <w:t xml:space="preserve">5. Discussion</w:t>
       </w:r>
     </w:p>
-    <w:bookmarkStart w:id="46" w:name="summary-and-interpretation"/>
+    <w:bookmarkStart w:id="47" w:name="summary-and-interpretation"/>
     <w:p>
       <w:pPr>
         <w:pStyle w:val="Heading2"/>
@@ -968,7 +982,7 @@
         <w:t xml:space="preserve"> </w:t>
       </w:r>
       <w:r>
-        <w:t xml:space="preserve">(n.d.)</w:t>
+        <w:t xml:space="preserve">(2025)</w:t>
       </w:r>
       <w:r>
         <w:t xml:space="preserve">.</w:t>
@@ -1006,8 +1020,8 @@
         <w:t xml:space="preserve">Finally, I endeavoured to see if I would be able to predict the future outbreak locations. The best fit Random Forest Model only had an accuracy of 0.0127, indicating that despite the cross-validation and training, the model is unable to predicate a location for a future outbreak given the background information it was given. This is not entirely unexpected, again I think there are variables that could be missing that would make this a stronger model, but I don’t know if it would ever be possible to reliably predict where the next outbreak will be.</w:t>
       </w:r>
     </w:p>
-    <w:bookmarkEnd w:id="46"/>
-    <w:bookmarkStart w:id="47" w:name="strengths-and-limitations"/>
+    <w:bookmarkEnd w:id="47"/>
+    <w:bookmarkStart w:id="48" w:name="strengths-and-limitations"/>
     <w:p>
       <w:pPr>
         <w:pStyle w:val="Heading2"/>
@@ -1024,8 +1038,8 @@
         <w:t xml:space="preserve">This analysis was performed using limited publicly available data, and so a limitation of the study itself is that there are a number of other varaiables that influence disease outbreaks that are not represented in this dataset, so attempts to model and fit this data may not accurately represent real world scenarios. However, I think the number of different analyses performed to try to make sense of the data is a strength of the study.</w:t>
       </w:r>
     </w:p>
-    <w:bookmarkEnd w:id="47"/>
-    <w:bookmarkStart w:id="48" w:name="conclusions"/>
+    <w:bookmarkEnd w:id="48"/>
+    <w:bookmarkStart w:id="49" w:name="conclusions"/>
     <w:p>
       <w:pPr>
         <w:pStyle w:val="Heading2"/>
@@ -1047,9 +1061,9 @@
         <w:br w:type="page"/>
       </w:r>
     </w:p>
-    <w:bookmarkEnd w:id="48"/>
     <w:bookmarkEnd w:id="49"/>
-    <w:bookmarkStart w:id="63" w:name="references"/>
+    <w:bookmarkEnd w:id="50"/>
+    <w:bookmarkStart w:id="64" w:name="references"/>
     <w:p>
       <w:pPr>
         <w:pStyle w:val="Heading1"/>
@@ -1058,8 +1072,8 @@
         <w:t xml:space="preserve">6. References</w:t>
       </w:r>
     </w:p>
-    <w:bookmarkStart w:id="62" w:name="refs"/>
-    <w:bookmarkStart w:id="51" w:name="ref-Field"/>
+    <w:bookmarkStart w:id="63" w:name="refs"/>
+    <w:bookmarkStart w:id="52" w:name="ref-Field"/>
     <w:p>
       <w:pPr>
         <w:pStyle w:val="Bibliography"/>
@@ -1071,7 +1085,7 @@
         <w:t xml:space="preserve"> </w:t>
       </w:r>
       <w:r>
-        <w:t xml:space="preserve">n.d.</w:t>
+        <w:t xml:space="preserve">2024.</w:t>
       </w:r>
       <w:r>
         <w:t xml:space="preserve"> </w:t>
@@ -1089,7 +1103,7 @@
       <w:r>
         <w:t xml:space="preserve"> </w:t>
       </w:r>
-      <w:hyperlink r:id="rId50">
+      <w:hyperlink r:id="rId51">
         <w:r>
           <w:rPr>
             <w:rStyle w:val="Hyperlink"/>
@@ -1101,8 +1115,8 @@
         <w:t xml:space="preserve">.</w:t>
       </w:r>
     </w:p>
-    <w:bookmarkEnd w:id="51"/>
-    <w:bookmarkStart w:id="53" w:name="ref-BEAM"/>
+    <w:bookmarkEnd w:id="52"/>
+    <w:bookmarkStart w:id="54" w:name="ref-BEAM"/>
     <w:p>
       <w:pPr>
         <w:pStyle w:val="Bibliography"/>
@@ -1114,7 +1128,7 @@
         <w:t xml:space="preserve"> </w:t>
       </w:r>
       <w:r>
-        <w:t xml:space="preserve">n.d.</w:t>
+        <w:t xml:space="preserve">2026.</w:t>
       </w:r>
       <w:r>
         <w:t xml:space="preserve"> </w:t>
@@ -1132,7 +1146,7 @@
       <w:r>
         <w:t xml:space="preserve"> </w:t>
       </w:r>
-      <w:hyperlink r:id="rId52">
+      <w:hyperlink r:id="rId53">
         <w:r>
           <w:rPr>
             <w:rStyle w:val="Hyperlink"/>
@@ -1144,14 +1158,14 @@
         <w:t xml:space="preserve">.</w:t>
       </w:r>
     </w:p>
-    <w:bookmarkEnd w:id="53"/>
-    <w:bookmarkStart w:id="55" w:name="ref-Handel"/>
+    <w:bookmarkEnd w:id="54"/>
+    <w:bookmarkStart w:id="56" w:name="ref-Handel"/>
     <w:p>
       <w:pPr>
         <w:pStyle w:val="Bibliography"/>
       </w:pPr>
       <w:r>
-        <w:t xml:space="preserve">Handel, Andreas. n.d.</w:t>
+        <w:t xml:space="preserve">Handel, Andreas. 2026.</w:t>
       </w:r>
       <w:r>
         <w:t xml:space="preserve"> </w:t>
@@ -1175,7 +1189,7 @@
       <w:r>
         <w:t xml:space="preserve"> </w:t>
       </w:r>
-      <w:hyperlink r:id="rId54">
+      <w:hyperlink r:id="rId55">
         <w:r>
           <w:rPr>
             <w:rStyle w:val="Hyperlink"/>
@@ -1187,8 +1201,8 @@
         <w:t xml:space="preserve">.</w:t>
       </w:r>
     </w:p>
-    <w:bookmarkEnd w:id="55"/>
-    <w:bookmarkStart w:id="57" w:name="ref-SEDRIC"/>
+    <w:bookmarkEnd w:id="56"/>
+    <w:bookmarkStart w:id="58" w:name="ref-SEDRIC"/>
     <w:p>
       <w:pPr>
         <w:pStyle w:val="Bibliography"/>
@@ -1200,7 +1214,7 @@
         <w:t xml:space="preserve"> </w:t>
       </w:r>
       <w:r>
-        <w:t xml:space="preserve">n.d.</w:t>
+        <w:t xml:space="preserve">2025.</w:t>
       </w:r>
       <w:r>
         <w:t xml:space="preserve"> </w:t>
@@ -1218,7 +1232,7 @@
       <w:r>
         <w:t xml:space="preserve"> </w:t>
       </w:r>
-      <w:hyperlink r:id="rId56">
+      <w:hyperlink r:id="rId57">
         <w:r>
           <w:rPr>
             <w:rStyle w:val="Hyperlink"/>
@@ -1230,8 +1244,8 @@
         <w:t xml:space="preserve">.</w:t>
       </w:r>
     </w:p>
-    <w:bookmarkEnd w:id="57"/>
-    <w:bookmarkStart w:id="59" w:name="ref-tidymodels"/>
+    <w:bookmarkEnd w:id="58"/>
+    <w:bookmarkStart w:id="60" w:name="ref-tidymodels"/>
     <w:p>
       <w:pPr>
         <w:pStyle w:val="Bibliography"/>
@@ -1243,7 +1257,7 @@
         <w:t xml:space="preserve"> </w:t>
       </w:r>
       <w:r>
-        <w:t xml:space="preserve">n.d.</w:t>
+        <w:t xml:space="preserve">2026.</w:t>
       </w:r>
       <w:r>
         <w:t xml:space="preserve"> </w:t>
@@ -1261,7 +1275,7 @@
       <w:r>
         <w:t xml:space="preserve"> </w:t>
       </w:r>
-      <w:hyperlink r:id="rId58">
+      <w:hyperlink r:id="rId59">
         <w:r>
           <w:rPr>
             <w:rStyle w:val="Hyperlink"/>
@@ -1273,8 +1287,8 @@
         <w:t xml:space="preserve">.</w:t>
       </w:r>
     </w:p>
-    <w:bookmarkEnd w:id="59"/>
-    <w:bookmarkStart w:id="61" w:name="ref-WHO"/>
+    <w:bookmarkEnd w:id="60"/>
+    <w:bookmarkStart w:id="62" w:name="ref-WHO"/>
     <w:p>
       <w:pPr>
         <w:pStyle w:val="Bibliography"/>
@@ -1286,7 +1300,7 @@
         <w:t xml:space="preserve"> </w:t>
       </w:r>
       <w:r>
-        <w:t xml:space="preserve">n.d.</w:t>
+        <w:t xml:space="preserve">2025.</w:t>
       </w:r>
       <w:r>
         <w:t xml:space="preserve"> </w:t>
@@ -1304,7 +1318,7 @@
       <w:r>
         <w:t xml:space="preserve"> </w:t>
       </w:r>
-      <w:hyperlink r:id="rId60">
+      <w:hyperlink r:id="rId61">
         <w:r>
           <w:rPr>
             <w:rStyle w:val="Hyperlink"/>
@@ -1316,9 +1330,9 @@
         <w:t xml:space="preserve">.</w:t>
       </w:r>
     </w:p>
-    <w:bookmarkEnd w:id="61"/>
     <w:bookmarkEnd w:id="62"/>
     <w:bookmarkEnd w:id="63"/>
+    <w:bookmarkEnd w:id="64"/>
     <w:sectPr>
       <w:footnotePr>
         <w:numRestart w:val="eachSect"/>

--- a/products/manuscript/Manuscript.docx
+++ b/products/manuscript/Manuscript.docx
@@ -124,7 +124,26 @@
         <w:t xml:space="preserve">author’s own and don’t reflect their employer.</w:t>
       </w:r>
     </w:p>
-    <w:bookmarkStart w:id="20" w:name="abstract"/>
+    <w:p>
+      <w:pPr>
+        <w:pStyle w:val="BodyText"/>
+      </w:pPr>
+      <w:r>
+        <w:t xml:space="preserve">Supplementary material:</w:t>
+      </w:r>
+      <w:r>
+        <w:t xml:space="preserve"> </w:t>
+      </w:r>
+      <w:hyperlink r:id="rId20">
+        <w:r>
+          <w:rPr>
+            <w:rStyle w:val="Hyperlink"/>
+          </w:rPr>
+          <w:t xml:space="preserve">Supplement</w:t>
+        </w:r>
+      </w:hyperlink>
+    </w:p>
+    <w:bookmarkStart w:id="21" w:name="abstract"/>
     <w:p>
       <w:pPr>
         <w:pStyle w:val="Heading1"/>
@@ -141,8 +160,8 @@
         <w:t xml:space="preserve">The detection and prevention of infectious disease outbreaks is a core component of public health work, and publicly available data is a useful tool in the identification of patterns in outbreak data to be used for the future. This study used publicly available BEAM Dashboard data to demonstrate the utility of this data by determining patterns in outbreaks over time and predicting key features of future outbreaks.</w:t>
       </w:r>
     </w:p>
-    <w:bookmarkEnd w:id="20"/>
-    <w:bookmarkStart w:id="21" w:name="introduction"/>
+    <w:bookmarkEnd w:id="21"/>
+    <w:bookmarkStart w:id="22" w:name="introduction"/>
     <w:p>
       <w:pPr>
         <w:pStyle w:val="Heading1"/>
@@ -228,8 +247,8 @@
         <w:t xml:space="preserve">- Can it be used to predict where the next outbreak will be?</w:t>
       </w:r>
     </w:p>
-    <w:bookmarkEnd w:id="21"/>
-    <w:bookmarkStart w:id="25" w:name="methods"/>
+    <w:bookmarkEnd w:id="22"/>
+    <w:bookmarkStart w:id="26" w:name="methods"/>
     <w:p>
       <w:pPr>
         <w:pStyle w:val="Heading1"/>
@@ -238,7 +257,7 @@
         <w:t xml:space="preserve">3. Methods</w:t>
       </w:r>
     </w:p>
-    <w:bookmarkStart w:id="22" w:name="data-import-and-cleaning"/>
+    <w:bookmarkStart w:id="23" w:name="data-import-and-cleaning"/>
     <w:p>
       <w:pPr>
         <w:pStyle w:val="Heading2"/>
@@ -255,8 +274,8 @@
         <w:t xml:space="preserve">The data utilized in this study was imported directly from the BEAM dashboard Report Data. Many of the entries were incomplete, and so to maximize the data that I identified as having an impact on the questions of interest, 7 rows with missing State column datan and rows that did not have any information in the Outbreak Associated Isolates column were removed. Further, columns that I did not intend to use in my analysis were also removed, including Source Type, Source Site, New multistate outbreaks, New multistate outbreaks - US, and Number of Sequenced Isolates Analyzed by NARMS were also removed. Columns Year and Month were used to make a column called Date and were then also removed. A column called Number of Outbreak Isolates with Atimicrobial Resistance was created using columns Outbreak Associated Isolates and % Isolates with Clinically Important Antimicrobial Resistance, after which % Isolates with Clinically Important Antimicrobial Resistance was removed. A binary column, called is_outbreak, describing whether the information in the column described an outbreak or not, was also created using the column Outbreak Associated Isolates. Finally, columns Pathogen and Serotype/Species were used to create another column combining them called genus_species, after which the originals were removed. The remaining columns used for the analysis were State, Number of Isolates, Number of Outbreak Isolates with Atimicrobial Resistance, date, genus_species, and is_outbreak. Additional columns were added when addressing each question in order to best prepare.</w:t>
       </w:r>
     </w:p>
-    <w:bookmarkEnd w:id="22"/>
-    <w:bookmarkStart w:id="24" w:name="statistical-analysis"/>
+    <w:bookmarkEnd w:id="23"/>
+    <w:bookmarkStart w:id="25" w:name="statistical-analysis"/>
     <w:p>
       <w:pPr>
         <w:pStyle w:val="Heading2"/>
@@ -299,7 +318,7 @@
       <w:r>
         <w:t xml:space="preserve"> </w:t>
       </w:r>
-      <w:hyperlink r:id="rId23">
+      <w:hyperlink r:id="rId24">
         <w:r>
           <w:rPr>
             <w:rStyle w:val="Hyperlink"/>
@@ -311,9 +330,9 @@
         <w:t xml:space="preserve">.</w:t>
       </w:r>
     </w:p>
-    <w:bookmarkEnd w:id="24"/>
     <w:bookmarkEnd w:id="25"/>
-    <w:bookmarkStart w:id="46" w:name="results"/>
+    <w:bookmarkEnd w:id="26"/>
+    <w:bookmarkStart w:id="47" w:name="results"/>
     <w:p>
       <w:pPr>
         <w:pStyle w:val="Heading1"/>
@@ -322,7 +341,7 @@
         <w:t xml:space="preserve">4. Results</w:t>
       </w:r>
     </w:p>
-    <w:bookmarkStart w:id="41" w:name="current-state-of-beam-outbreaks"/>
+    <w:bookmarkStart w:id="42" w:name="current-state-of-beam-outbreaks"/>
     <w:p>
       <w:pPr>
         <w:pStyle w:val="Heading2"/>
@@ -354,18 +373,18 @@
           <wp:inline>
             <wp:extent cx="4587290" cy="4587290"/>
             <wp:effectExtent b="0" l="0" r="0" t="0"/>
-            <wp:docPr descr="Outbreak Associated Isolates per State" title="" id="27" name="Picture"/>
+            <wp:docPr descr="Outbreak Associated Isolates per State" title="" id="28" name="Picture"/>
             <a:graphic>
               <a:graphicData uri="http://schemas.openxmlformats.org/drawingml/2006/picture">
                 <pic:pic>
                   <pic:nvPicPr>
-                    <pic:cNvPr descr="../../results/figures/faceted-states-isolates.png" id="28" name="Picture"/>
+                    <pic:cNvPr descr="../../results/figures/faceted-states-isolates.png" id="29" name="Picture"/>
                     <pic:cNvPicPr>
                       <a:picLocks noChangeArrowheads="1" noChangeAspect="1"/>
                     </pic:cNvPicPr>
                   </pic:nvPicPr>
                   <pic:blipFill>
-                    <a:blip r:embed="rId26"/>
+                    <a:blip r:embed="rId27"/>
                     <a:stretch>
                       <a:fillRect/>
                     </a:stretch>
@@ -417,18 +436,18 @@
           <wp:inline>
             <wp:extent cx="4587290" cy="4587290"/>
             <wp:effectExtent b="0" l="0" r="0" t="0"/>
-            <wp:docPr descr="Outbreak Associated Isolates Over Time" title="" id="30" name="Picture"/>
+            <wp:docPr descr="Outbreak Associated Isolates Over Time" title="" id="31" name="Picture"/>
             <a:graphic>
               <a:graphicData uri="http://schemas.openxmlformats.org/drawingml/2006/picture">
                 <pic:pic>
                   <pic:nvPicPr>
-                    <pic:cNvPr descr="../../results/figures/outbreaks-over-time.png" id="31" name="Picture"/>
+                    <pic:cNvPr descr="../../results/figures/outbreaks-over-time.png" id="32" name="Picture"/>
                     <pic:cNvPicPr>
                       <a:picLocks noChangeArrowheads="1" noChangeAspect="1"/>
                     </pic:cNvPicPr>
                   </pic:nvPicPr>
                   <pic:blipFill>
-                    <a:blip r:embed="rId29"/>
+                    <a:blip r:embed="rId30"/>
                     <a:stretch>
                       <a:fillRect/>
                     </a:stretch>
@@ -472,18 +491,18 @@
           <wp:inline>
             <wp:extent cx="4587290" cy="4587290"/>
             <wp:effectExtent b="0" l="0" r="0" t="0"/>
-            <wp:docPr descr="Average Outbreaks by Month" title="" id="33" name="Picture"/>
+            <wp:docPr descr="Average Outbreaks by Month" title="" id="34" name="Picture"/>
             <a:graphic>
               <a:graphicData uri="http://schemas.openxmlformats.org/drawingml/2006/picture">
                 <pic:pic>
                   <pic:nvPicPr>
-                    <pic:cNvPr descr="../../results/figures/outbreaks-per-month.png" id="34" name="Picture"/>
+                    <pic:cNvPr descr="../../results/figures/outbreaks-per-month.png" id="35" name="Picture"/>
                     <pic:cNvPicPr>
                       <a:picLocks noChangeArrowheads="1" noChangeAspect="1"/>
                     </pic:cNvPicPr>
                   </pic:nvPicPr>
                   <pic:blipFill>
-                    <a:blip r:embed="rId32"/>
+                    <a:blip r:embed="rId33"/>
                     <a:stretch>
                       <a:fillRect/>
                     </a:stretch>
@@ -622,18 +641,18 @@
           <wp:inline>
             <wp:extent cx="4587290" cy="4587290"/>
             <wp:effectExtent b="0" l="0" r="0" t="0"/>
-            <wp:docPr descr="Decreasing Trend of Outbreaks Over Time" title="" id="36" name="Picture"/>
+            <wp:docPr descr="Decreasing Trend of Outbreaks Over Time" title="" id="37" name="Picture"/>
             <a:graphic>
               <a:graphicData uri="http://schemas.openxmlformats.org/drawingml/2006/picture">
                 <pic:pic>
                   <pic:nvPicPr>
-                    <pic:cNvPr descr="../../results/figures/outbreak-time-trend-line.png" id="37" name="Picture"/>
+                    <pic:cNvPr descr="../../results/figures/outbreak-time-trend-line.png" id="38" name="Picture"/>
                     <pic:cNvPicPr>
                       <a:picLocks noChangeArrowheads="1" noChangeAspect="1"/>
                     </pic:cNvPicPr>
                   </pic:nvPicPr>
                   <pic:blipFill>
-                    <a:blip r:embed="rId35"/>
+                    <a:blip r:embed="rId36"/>
                     <a:stretch>
                       <a:fillRect/>
                     </a:stretch>
@@ -709,18 +728,18 @@
           <wp:inline>
             <wp:extent cx="4587290" cy="4587290"/>
             <wp:effectExtent b="0" l="0" r="0" t="0"/>
-            <wp:docPr descr="Increasing Trend of AMR Over Time" title="" id="39" name="Picture"/>
+            <wp:docPr descr="Increasing Trend of AMR Over Time" title="" id="40" name="Picture"/>
             <a:graphic>
               <a:graphicData uri="http://schemas.openxmlformats.org/drawingml/2006/picture">
                 <pic:pic>
                   <pic:nvPicPr>
-                    <pic:cNvPr descr="../../results/figures/amr-time-trend-line.png" id="40" name="Picture"/>
+                    <pic:cNvPr descr="../../results/figures/amr-time-trend-line.png" id="41" name="Picture"/>
                     <pic:cNvPicPr>
                       <a:picLocks noChangeArrowheads="1" noChangeAspect="1"/>
                     </pic:cNvPicPr>
                   </pic:nvPicPr>
                   <pic:blipFill>
-                    <a:blip r:embed="rId38"/>
+                    <a:blip r:embed="rId39"/>
                     <a:stretch>
                       <a:fillRect/>
                     </a:stretch>
@@ -755,8 +774,8 @@
         <w:t xml:space="preserve">Increasing Trend of AMR Over Time</w:t>
       </w:r>
     </w:p>
-    <w:bookmarkEnd w:id="41"/>
-    <w:bookmarkStart w:id="42" w:name="predicting-outbreak-beginning"/>
+    <w:bookmarkEnd w:id="42"/>
+    <w:bookmarkStart w:id="43" w:name="predicting-outbreak-beginning"/>
     <w:p>
       <w:pPr>
         <w:pStyle w:val="Heading2"/>
@@ -797,8 +816,8 @@
         <w:t xml:space="preserve">(Figure S5).</w:t>
       </w:r>
     </w:p>
-    <w:bookmarkEnd w:id="42"/>
-    <w:bookmarkStart w:id="43" w:name="predicting-outbreak-species"/>
+    <w:bookmarkEnd w:id="43"/>
+    <w:bookmarkStart w:id="44" w:name="predicting-outbreak-species"/>
     <w:p>
       <w:pPr>
         <w:pStyle w:val="Heading2"/>
@@ -839,8 +858,8 @@
         <w:t xml:space="preserve">(Figure S6).</w:t>
       </w:r>
     </w:p>
-    <w:bookmarkEnd w:id="43"/>
-    <w:bookmarkStart w:id="44" w:name="X9073ed5e18e5cbab64f0aecf5216e955d3988bf"/>
+    <w:bookmarkEnd w:id="44"/>
+    <w:bookmarkStart w:id="45" w:name="X9073ed5e18e5cbab64f0aecf5216e955d3988bf"/>
     <w:p>
       <w:pPr>
         <w:pStyle w:val="Heading2"/>
@@ -884,8 +903,8 @@
         <w:t xml:space="preserve">(Figure S7).</w:t>
       </w:r>
     </w:p>
-    <w:bookmarkEnd w:id="44"/>
-    <w:bookmarkStart w:id="45" w:name="predicting-outbreak-location"/>
+    <w:bookmarkEnd w:id="45"/>
+    <w:bookmarkStart w:id="46" w:name="predicting-outbreak-location"/>
     <w:p>
       <w:pPr>
         <w:pStyle w:val="Heading2"/>
@@ -929,9 +948,9 @@
         <w:t xml:space="preserve">(Figure S8).</w:t>
       </w:r>
     </w:p>
-    <w:bookmarkEnd w:id="45"/>
     <w:bookmarkEnd w:id="46"/>
-    <w:bookmarkStart w:id="50" w:name="discussion"/>
+    <w:bookmarkEnd w:id="47"/>
+    <w:bookmarkStart w:id="51" w:name="discussion"/>
     <w:p>
       <w:pPr>
         <w:pStyle w:val="Heading1"/>
@@ -940,7 +959,7 @@
         <w:t xml:space="preserve">5. Discussion</w:t>
       </w:r>
     </w:p>
-    <w:bookmarkStart w:id="47" w:name="summary-and-interpretation"/>
+    <w:bookmarkStart w:id="48" w:name="summary-and-interpretation"/>
     <w:p>
       <w:pPr>
         <w:pStyle w:val="Heading2"/>
@@ -1020,8 +1039,8 @@
         <w:t xml:space="preserve">Finally, I endeavoured to see if I would be able to predict the future outbreak locations. The best fit Random Forest Model only had an accuracy of 0.0127, indicating that despite the cross-validation and training, the model is unable to predicate a location for a future outbreak given the background information it was given. This is not entirely unexpected, again I think there are variables that could be missing that would make this a stronger model, but I don’t know if it would ever be possible to reliably predict where the next outbreak will be.</w:t>
       </w:r>
     </w:p>
-    <w:bookmarkEnd w:id="47"/>
-    <w:bookmarkStart w:id="48" w:name="strengths-and-limitations"/>
+    <w:bookmarkEnd w:id="48"/>
+    <w:bookmarkStart w:id="49" w:name="strengths-and-limitations"/>
     <w:p>
       <w:pPr>
         <w:pStyle w:val="Heading2"/>
@@ -1038,8 +1057,8 @@
         <w:t xml:space="preserve">This analysis was performed using limited publicly available data, and so a limitation of the study itself is that there are a number of other varaiables that influence disease outbreaks that are not represented in this dataset, so attempts to model and fit this data may not accurately represent real world scenarios. However, I think the number of different analyses performed to try to make sense of the data is a strength of the study.</w:t>
       </w:r>
     </w:p>
-    <w:bookmarkEnd w:id="48"/>
-    <w:bookmarkStart w:id="49" w:name="conclusions"/>
+    <w:bookmarkEnd w:id="49"/>
+    <w:bookmarkStart w:id="50" w:name="conclusions"/>
     <w:p>
       <w:pPr>
         <w:pStyle w:val="Heading2"/>
@@ -1061,9 +1080,9 @@
         <w:br w:type="page"/>
       </w:r>
     </w:p>
-    <w:bookmarkEnd w:id="49"/>
     <w:bookmarkEnd w:id="50"/>
-    <w:bookmarkStart w:id="64" w:name="references"/>
+    <w:bookmarkEnd w:id="51"/>
+    <w:bookmarkStart w:id="65" w:name="references"/>
     <w:p>
       <w:pPr>
         <w:pStyle w:val="Heading1"/>
@@ -1072,8 +1091,8 @@
         <w:t xml:space="preserve">6. References</w:t>
       </w:r>
     </w:p>
-    <w:bookmarkStart w:id="63" w:name="refs"/>
-    <w:bookmarkStart w:id="52" w:name="ref-Field"/>
+    <w:bookmarkStart w:id="64" w:name="refs"/>
+    <w:bookmarkStart w:id="53" w:name="ref-Field"/>
     <w:p>
       <w:pPr>
         <w:pStyle w:val="Bibliography"/>
@@ -1103,7 +1122,7 @@
       <w:r>
         <w:t xml:space="preserve"> </w:t>
       </w:r>
-      <w:hyperlink r:id="rId51">
+      <w:hyperlink r:id="rId52">
         <w:r>
           <w:rPr>
             <w:rStyle w:val="Hyperlink"/>
@@ -1115,8 +1134,8 @@
         <w:t xml:space="preserve">.</w:t>
       </w:r>
     </w:p>
-    <w:bookmarkEnd w:id="52"/>
-    <w:bookmarkStart w:id="54" w:name="ref-BEAM"/>
+    <w:bookmarkEnd w:id="53"/>
+    <w:bookmarkStart w:id="55" w:name="ref-BEAM"/>
     <w:p>
       <w:pPr>
         <w:pStyle w:val="Bibliography"/>
@@ -1146,7 +1165,7 @@
       <w:r>
         <w:t xml:space="preserve"> </w:t>
       </w:r>
-      <w:hyperlink r:id="rId53">
+      <w:hyperlink r:id="rId54">
         <w:r>
           <w:rPr>
             <w:rStyle w:val="Hyperlink"/>
@@ -1158,8 +1177,8 @@
         <w:t xml:space="preserve">.</w:t>
       </w:r>
     </w:p>
-    <w:bookmarkEnd w:id="54"/>
-    <w:bookmarkStart w:id="56" w:name="ref-Handel"/>
+    <w:bookmarkEnd w:id="55"/>
+    <w:bookmarkStart w:id="57" w:name="ref-Handel"/>
     <w:p>
       <w:pPr>
         <w:pStyle w:val="Bibliography"/>
@@ -1189,7 +1208,7 @@
       <w:r>
         <w:t xml:space="preserve"> </w:t>
       </w:r>
-      <w:hyperlink r:id="rId55">
+      <w:hyperlink r:id="rId56">
         <w:r>
           <w:rPr>
             <w:rStyle w:val="Hyperlink"/>
@@ -1201,8 +1220,8 @@
         <w:t xml:space="preserve">.</w:t>
       </w:r>
     </w:p>
-    <w:bookmarkEnd w:id="56"/>
-    <w:bookmarkStart w:id="58" w:name="ref-SEDRIC"/>
+    <w:bookmarkEnd w:id="57"/>
+    <w:bookmarkStart w:id="59" w:name="ref-SEDRIC"/>
     <w:p>
       <w:pPr>
         <w:pStyle w:val="Bibliography"/>
@@ -1232,7 +1251,7 @@
       <w:r>
         <w:t xml:space="preserve"> </w:t>
       </w:r>
-      <w:hyperlink r:id="rId57">
+      <w:hyperlink r:id="rId58">
         <w:r>
           <w:rPr>
             <w:rStyle w:val="Hyperlink"/>
@@ -1244,8 +1263,8 @@
         <w:t xml:space="preserve">.</w:t>
       </w:r>
     </w:p>
-    <w:bookmarkEnd w:id="58"/>
-    <w:bookmarkStart w:id="60" w:name="ref-tidymodels"/>
+    <w:bookmarkEnd w:id="59"/>
+    <w:bookmarkStart w:id="61" w:name="ref-tidymodels"/>
     <w:p>
       <w:pPr>
         <w:pStyle w:val="Bibliography"/>
@@ -1275,7 +1294,7 @@
       <w:r>
         <w:t xml:space="preserve"> </w:t>
       </w:r>
-      <w:hyperlink r:id="rId59">
+      <w:hyperlink r:id="rId60">
         <w:r>
           <w:rPr>
             <w:rStyle w:val="Hyperlink"/>
@@ -1287,8 +1306,8 @@
         <w:t xml:space="preserve">.</w:t>
       </w:r>
     </w:p>
-    <w:bookmarkEnd w:id="60"/>
-    <w:bookmarkStart w:id="62" w:name="ref-WHO"/>
+    <w:bookmarkEnd w:id="61"/>
+    <w:bookmarkStart w:id="63" w:name="ref-WHO"/>
     <w:p>
       <w:pPr>
         <w:pStyle w:val="Bibliography"/>
@@ -1318,7 +1337,7 @@
       <w:r>
         <w:t xml:space="preserve"> </w:t>
       </w:r>
-      <w:hyperlink r:id="rId61">
+      <w:hyperlink r:id="rId62">
         <w:r>
           <w:rPr>
             <w:rStyle w:val="Hyperlink"/>
@@ -1330,9 +1349,9 @@
         <w:t xml:space="preserve">.</w:t>
       </w:r>
     </w:p>
-    <w:bookmarkEnd w:id="62"/>
     <w:bookmarkEnd w:id="63"/>
     <w:bookmarkEnd w:id="64"/>
+    <w:bookmarkEnd w:id="65"/>
     <w:sectPr>
       <w:footnotePr>
         <w:numRestart w:val="eachSect"/>

--- a/products/manuscript/Manuscript.docx
+++ b/products/manuscript/Manuscript.docx
@@ -371,7 +371,7 @@
       <w:r>
         <w:drawing>
           <wp:inline>
-            <wp:extent cx="4587290" cy="4587290"/>
+            <wp:extent cx="5334000" cy="5334000"/>
             <wp:effectExtent b="0" l="0" r="0" t="0"/>
             <wp:docPr descr="Outbreak Associated Isolates per State" title="" id="28" name="Picture"/>
             <a:graphic>
@@ -392,7 +392,7 @@
                   <pic:spPr bwMode="auto">
                     <a:xfrm>
                       <a:off x="0" y="0"/>
-                      <a:ext cx="4587290" cy="4587290"/>
+                      <a:ext cx="5334000" cy="5334000"/>
                     </a:xfrm>
                     <a:prstGeom prst="rect">
                       <a:avLst/>
@@ -434,7 +434,7 @@
       <w:r>
         <w:drawing>
           <wp:inline>
-            <wp:extent cx="4587290" cy="4587290"/>
+            <wp:extent cx="5334000" cy="5334000"/>
             <wp:effectExtent b="0" l="0" r="0" t="0"/>
             <wp:docPr descr="Outbreak Associated Isolates Over Time" title="" id="31" name="Picture"/>
             <a:graphic>
@@ -455,7 +455,7 @@
                   <pic:spPr bwMode="auto">
                     <a:xfrm>
                       <a:off x="0" y="0"/>
-                      <a:ext cx="4587290" cy="4587290"/>
+                      <a:ext cx="5334000" cy="5334000"/>
                     </a:xfrm>
                     <a:prstGeom prst="rect">
                       <a:avLst/>

--- a/products/manuscript/Manuscript.docx
+++ b/products/manuscript/Manuscript.docx
@@ -639,7 +639,7 @@
       <w:r>
         <w:drawing>
           <wp:inline>
-            <wp:extent cx="4587290" cy="4587290"/>
+            <wp:extent cx="5334000" cy="5334000"/>
             <wp:effectExtent b="0" l="0" r="0" t="0"/>
             <wp:docPr descr="Decreasing Trend of Outbreaks Over Time" title="" id="37" name="Picture"/>
             <a:graphic>
@@ -660,7 +660,7 @@
                   <pic:spPr bwMode="auto">
                     <a:xfrm>
                       <a:off x="0" y="0"/>
-                      <a:ext cx="4587290" cy="4587290"/>
+                      <a:ext cx="5334000" cy="5334000"/>
                     </a:xfrm>
                     <a:prstGeom prst="rect">
                       <a:avLst/>

--- a/products/manuscript/Manuscript.docx
+++ b/products/manuscript/Manuscript.docx
@@ -726,7 +726,7 @@
       <w:r>
         <w:drawing>
           <wp:inline>
-            <wp:extent cx="4587290" cy="4587290"/>
+            <wp:extent cx="5334000" cy="5334000"/>
             <wp:effectExtent b="0" l="0" r="0" t="0"/>
             <wp:docPr descr="Increasing Trend of AMR Over Time" title="" id="40" name="Picture"/>
             <a:graphic>
@@ -747,7 +747,7 @@
                   <pic:spPr bwMode="auto">
                     <a:xfrm>
                       <a:off x="0" y="0"/>
-                      <a:ext cx="4587290" cy="4587290"/>
+                      <a:ext cx="5334000" cy="5334000"/>
                     </a:xfrm>
                     <a:prstGeom prst="rect">
                       <a:avLst/>
